--- a/docs/staff-roster-proposal.docx
+++ b/docs/staff-roster-proposal.docx
@@ -3434,7 +3434,2559 @@
         <w:pStyle w:val="Heading1"/>
       </w:pPr>
       <w:r>
-        <w:t>13. Final Product Recommendations</w:t>
+        <w:rPr>
+          <w:color w:val="5A7A6A"/>
+        </w:rPr>
+        <w:t xml:space="preserve">13. Shareable Staff Job Link (Phase 2 — Staff Communication)</w:t>
+      </w:r>
+    </w:p>
+    <w:p>
+      <w:pPr>
+        <w:pStyle w:val="Heading2"/>
+      </w:pPr>
+      <w:r>
+        <w:rPr>
+          <w:color w:val="6B8F7A"/>
+        </w:rPr>
+        <w:t xml:space="preserve">13.1 Concept Overview</w:t>
+      </w:r>
+    </w:p>
+    <w:p>
+      <w:pPr/>
+      <w:r>
+        <w:rPr>
+          <w:rFonts w:ascii="Calibri" w:hAnsi="Calibri"/>
+          <w:sz w:val="22"/>
+          <w:szCs w:val="22"/>
+        </w:rPr>
+        <w:t xml:space="preserve">Instead of building direct notification channels (WhatsApp Business API, SMS gateways) to staff, the platform generates a shareable, publicly accessible job detail link that the vendor admin can copy and send to their assigned staff via any existing communication channel.</w:t>
+      </w:r>
+    </w:p>
+    <w:p>
+      <w:pPr/>
+      <w:r>
+        <w:rPr>
+          <w:rFonts w:ascii="Calibri" w:hAnsi="Calibri"/>
+          <w:sz w:val="22"/>
+          <w:szCs w:val="22"/>
+        </w:rPr>
+        <w:t xml:space="preserve"/>
+      </w:r>
+    </w:p>
+    <w:p>
+      <w:pPr/>
+      <w:r>
+        <w:rPr>
+          <w:rFonts w:ascii="Calibri" w:hAnsi="Calibri"/>
+          <w:sz w:val="22"/>
+          <w:szCs w:val="22"/>
+        </w:rPr>
+        <w:t xml:space="preserve">A standalone page (outside vendor/household layouts — no sidebar, no login required). Mobile-first design since staff will open it on their phone.</w:t>
+      </w:r>
+    </w:p>
+    <w:p>
+      <w:pPr/>
+      <w:r>
+        <w:rPr>
+          <w:rFonts w:ascii="Calibri" w:hAnsi="Calibri"/>
+          <w:sz w:val="22"/>
+          <w:szCs w:val="22"/>
+        </w:rPr>
+        <w:t xml:space="preserve"/>
+      </w:r>
+    </w:p>
+    <w:p>
+      <w:pPr/>
+      <w:r>
+        <w:rPr>
+          <w:rFonts w:ascii="Calibri" w:hAnsi="Calibri"/>
+          <w:sz w:val="22"/>
+          <w:szCs w:val="22"/>
+        </w:rPr>
+        <w:t xml:space="preserve"/>
+      </w:r>
+    </w:p>
+    <w:p>
+      <w:pPr/>
+      <w:r>
+        <w:rPr>
+          <w:rFonts w:ascii="Calibri" w:hAnsi="Calibri"/>
+          <w:sz w:val="22"/>
+          <w:szCs w:val="22"/>
+        </w:rPr>
+        <w:t xml:space="preserve"/>
+      </w:r>
+    </w:p>
+    <w:p>
+      <w:pPr/>
+      <w:r>
+        <w:rPr>
+          <w:rFonts w:ascii="Calibri" w:hAnsi="Calibri"/>
+          <w:sz w:val="22"/>
+          <w:szCs w:val="22"/>
+        </w:rPr>
+        <w:t xml:space="preserve"/>
+      </w:r>
+    </w:p>
+    <w:tbl>
+      <w:tblPr>
+        <w:tblStyle w:val="TableGrid"/>
+        <w:tblW w:w="0" w:type="auto"/>
+        <w:jc w:val="center"/>
+      </w:tblPr>
+      <w:tblGrid>
+        <w:gridCol w:w="2500"/>
+        <w:gridCol w:w="2500"/>
+      </w:tblGrid>
+      <w:tr>
+        <w:trPr>
+          <w:tblHeader/>
+        </w:trPr>
+        <w:tc>
+          <w:tcPr>
+            <w:shd w:fill="5A7A6A" w:val="clear"/>
+          </w:tcPr>
+          <w:p>
+            <w:pPr/>
+            <w:r>
+              <w:rPr>
+                <w:rFonts w:ascii="Calibri" w:hAnsi="Calibri"/>
+                <w:sz w:val="20"/>
+                <w:szCs w:val="20"/>
+                <w:b/>
+                <w:color w:val="FFFFFF"/>
+              </w:rPr>
+              <w:t xml:space="preserve">Scenario</w:t>
+            </w:r>
+          </w:p>
+        </w:tc>
+        <w:tc>
+          <w:tcPr>
+            <w:shd w:fill="5A7A6A" w:val="clear"/>
+          </w:tcPr>
+          <w:p>
+            <w:pPr/>
+            <w:r>
+              <w:rPr>
+                <w:rFonts w:ascii="Calibri" w:hAnsi="Calibri"/>
+                <w:sz w:val="20"/>
+                <w:szCs w:val="20"/>
+                <w:b/>
+                <w:color w:val="FFFFFF"/>
+              </w:rPr>
+              <w:t xml:space="preserve">Handling</w:t>
+            </w:r>
+          </w:p>
+        </w:tc>
+      </w:tr>
+      <w:tr>
+        <w:tc>
+          <w:tcPr/>
+          <w:p>
+            <w:pPr/>
+            <w:r>
+              <w:rPr>
+                <w:rFonts w:ascii="Calibri" w:hAnsi="Calibri"/>
+                <w:sz w:val="20"/>
+                <w:szCs w:val="20"/>
+              </w:rPr>
+              <w:t xml:space="preserve">Link shared before staff assigned</w:t>
+            </w:r>
+          </w:p>
+        </w:tc>
+        <w:tc>
+          <w:tcPr/>
+          <w:p>
+            <w:pPr/>
+            <w:r>
+              <w:rPr>
+                <w:rFonts w:ascii="Calibri" w:hAnsi="Calibri"/>
+                <w:sz w:val="20"/>
+                <w:szCs w:val="20"/>
+              </w:rPr>
+              <w:t xml:space="preserve">Share button only appears when assignedStaffId is set</w:t>
+            </w:r>
+          </w:p>
+        </w:tc>
+      </w:tr>
+      <w:tr>
+        <w:trPr/>
+        <w:tc>
+          <w:tcPr/>
+          <w:p>
+            <w:pPr/>
+            <w:r>
+              <w:rPr>
+                <w:rFonts w:ascii="Calibri" w:hAnsi="Calibri"/>
+                <w:sz w:val="20"/>
+                <w:szCs w:val="20"/>
+              </w:rPr>
+              <w:t xml:space="preserve">Staff reassigned after link shared</w:t>
+            </w:r>
+          </w:p>
+        </w:tc>
+        <w:tc>
+          <w:tcPr/>
+          <w:p>
+            <w:pPr/>
+            <w:r>
+              <w:rPr>
+                <w:rFonts w:ascii="Calibri" w:hAnsi="Calibri"/>
+                <w:sz w:val="20"/>
+                <w:szCs w:val="20"/>
+              </w:rPr>
+              <w:t xml:space="preserve">Link still works — shows current assignment info</w:t>
+            </w:r>
+          </w:p>
+        </w:tc>
+      </w:tr>
+      <w:tr>
+        <w:tc>
+          <w:tcPr/>
+          <w:p>
+            <w:pPr/>
+            <w:r>
+              <w:rPr>
+                <w:rFonts w:ascii="Calibri" w:hAnsi="Calibri"/>
+                <w:sz w:val="20"/>
+                <w:szCs w:val="20"/>
+              </w:rPr>
+              <w:t xml:space="preserve">Job cancelled after link shared</w:t>
+            </w:r>
+          </w:p>
+        </w:tc>
+        <w:tc>
+          <w:tcPr/>
+          <w:p>
+            <w:pPr/>
+            <w:r>
+              <w:rPr>
+                <w:rFonts w:ascii="Calibri" w:hAnsi="Calibri"/>
+                <w:sz w:val="20"/>
+                <w:szCs w:val="20"/>
+              </w:rPr>
+              <w:t xml:space="preserve">Page shows "This job has been cancelled" with muted styling</w:t>
+            </w:r>
+          </w:p>
+        </w:tc>
+      </w:tr>
+      <w:tr>
+        <w:trPr/>
+        <w:tc>
+          <w:tcPr/>
+          <w:p>
+            <w:pPr/>
+            <w:r>
+              <w:rPr>
+                <w:rFonts w:ascii="Calibri" w:hAnsi="Calibri"/>
+                <w:sz w:val="20"/>
+                <w:szCs w:val="20"/>
+              </w:rPr>
+              <w:t xml:space="preserve">Job completed</w:t>
+            </w:r>
+          </w:p>
+        </w:tc>
+        <w:tc>
+          <w:tcPr/>
+          <w:p>
+            <w:pPr/>
+            <w:r>
+              <w:rPr>
+                <w:rFonts w:ascii="Calibri" w:hAnsi="Calibri"/>
+                <w:sz w:val="20"/>
+                <w:szCs w:val="20"/>
+              </w:rPr>
+              <w:t xml:space="preserve">Page shows "Completed" status — staff can revisit for reference</w:t>
+            </w:r>
+          </w:p>
+        </w:tc>
+      </w:tr>
+      <w:tr>
+        <w:tc>
+          <w:tcPr/>
+          <w:p>
+            <w:pPr/>
+            <w:r>
+              <w:rPr>
+                <w:rFonts w:ascii="Calibri" w:hAnsi="Calibri"/>
+                <w:sz w:val="20"/>
+                <w:szCs w:val="20"/>
+              </w:rPr>
+              <w:t xml:space="preserve">Token guessed/unauthorized access</w:t>
+            </w:r>
+          </w:p>
+        </w:tc>
+        <w:tc>
+          <w:tcPr/>
+          <w:p>
+            <w:pPr/>
+            <w:r>
+              <w:rPr>
+                <w:rFonts w:ascii="Calibri" w:hAnsi="Calibri"/>
+                <w:sz w:val="20"/>
+                <w:szCs w:val="20"/>
+              </w:rPr>
+              <w:t xml:space="preserve">nanoid(12) entropy makes this practically impossible</w:t>
+            </w:r>
+          </w:p>
+        </w:tc>
+      </w:tr>
+      <w:tr>
+        <w:trPr/>
+        <w:tc>
+          <w:tcPr/>
+          <w:p>
+            <w:pPr/>
+            <w:r>
+              <w:rPr>
+                <w:rFonts w:ascii="Calibri" w:hAnsi="Calibri"/>
+                <w:sz w:val="20"/>
+                <w:szCs w:val="20"/>
+              </w:rPr>
+              <w:t xml:space="preserve">Staff opens link on desktop</w:t>
+            </w:r>
+          </w:p>
+        </w:tc>
+        <w:tc>
+          <w:tcPr/>
+          <w:p>
+            <w:pPr/>
+            <w:r>
+              <w:rPr>
+                <w:rFonts w:ascii="Calibri" w:hAnsi="Calibri"/>
+                <w:sz w:val="20"/>
+                <w:szCs w:val="20"/>
+              </w:rPr>
+              <w:t xml:space="preserve">Responsive design works on all screen sizes</w:t>
+            </w:r>
+          </w:p>
+        </w:tc>
+      </w:tr>
+      <w:tr>
+        <w:tc>
+          <w:tcPr/>
+          <w:p>
+            <w:pPr/>
+            <w:r>
+              <w:rPr>
+                <w:rFonts w:ascii="Calibri" w:hAnsi="Calibri"/>
+                <w:sz w:val="20"/>
+                <w:szCs w:val="20"/>
+              </w:rPr>
+              <w:t xml:space="preserve">Booking expired or disputed</w:t>
+            </w:r>
+          </w:p>
+        </w:tc>
+        <w:tc>
+          <w:tcPr/>
+          <w:p>
+            <w:pPr/>
+            <w:r>
+              <w:rPr>
+                <w:rFonts w:ascii="Calibri" w:hAnsi="Calibri"/>
+                <w:sz w:val="20"/>
+                <w:szCs w:val="20"/>
+              </w:rPr>
+              <w:t xml:space="preserve">Page reflects current booking status accurately</w:t>
+            </w:r>
+          </w:p>
+        </w:tc>
+      </w:tr>
+    </w:tbl>
+    <w:tbl>
+      <w:tblPr>
+        <w:tblStyle w:val="TableGrid"/>
+        <w:tblW w:w="0" w:type="auto"/>
+        <w:jc w:val="center"/>
+      </w:tblPr>
+      <w:tblGrid>
+        <w:gridCol w:w="2500"/>
+        <w:gridCol w:w="2500"/>
+        <w:gridCol w:w="2500"/>
+      </w:tblGrid>
+      <w:tr>
+        <w:trPr>
+          <w:tblHeader/>
+        </w:trPr>
+        <w:tc>
+          <w:tcPr>
+            <w:shd w:fill="5A7A6A" w:val="clear"/>
+          </w:tcPr>
+          <w:p>
+            <w:pPr/>
+            <w:r>
+              <w:rPr>
+                <w:rFonts w:ascii="Calibri" w:hAnsi="Calibri"/>
+                <w:sz w:val="20"/>
+                <w:szCs w:val="20"/>
+                <w:b/>
+                <w:color w:val="FFFFFF"/>
+              </w:rPr>
+              <w:t xml:space="preserve">Aspect</w:t>
+            </w:r>
+          </w:p>
+        </w:tc>
+        <w:tc>
+          <w:tcPr>
+            <w:shd w:fill="5A7A6A" w:val="clear"/>
+          </w:tcPr>
+          <w:p>
+            <w:pPr/>
+            <w:r>
+              <w:rPr>
+                <w:rFonts w:ascii="Calibri" w:hAnsi="Calibri"/>
+                <w:sz w:val="20"/>
+                <w:szCs w:val="20"/>
+                <w:b/>
+                <w:color w:val="FFFFFF"/>
+              </w:rPr>
+              <w:t xml:space="preserve">WhatsApp/SMS API</w:t>
+            </w:r>
+          </w:p>
+        </w:tc>
+        <w:tc>
+          <w:tcPr>
+            <w:shd w:fill="5A7A6A" w:val="clear"/>
+          </w:tcPr>
+          <w:p>
+            <w:pPr/>
+            <w:r>
+              <w:rPr>
+                <w:rFonts w:ascii="Calibri" w:hAnsi="Calibri"/>
+                <w:sz w:val="20"/>
+                <w:szCs w:val="20"/>
+                <w:b/>
+                <w:color w:val="FFFFFF"/>
+              </w:rPr>
+              <w:t xml:space="preserve">Shareable Link</w:t>
+            </w:r>
+          </w:p>
+        </w:tc>
+      </w:tr>
+      <w:tr>
+        <w:tc>
+          <w:tcPr/>
+          <w:p>
+            <w:pPr/>
+            <w:r>
+              <w:rPr>
+                <w:rFonts w:ascii="Calibri" w:hAnsi="Calibri"/>
+                <w:sz w:val="20"/>
+                <w:szCs w:val="20"/>
+              </w:rPr>
+              <w:t xml:space="preserve">Cost</w:t>
+            </w:r>
+          </w:p>
+        </w:tc>
+        <w:tc>
+          <w:tcPr/>
+          <w:p>
+            <w:pPr/>
+            <w:r>
+              <w:rPr>
+                <w:rFonts w:ascii="Calibri" w:hAnsi="Calibri"/>
+                <w:sz w:val="20"/>
+                <w:szCs w:val="20"/>
+              </w:rPr>
+              <w:t xml:space="preserve">Per-message fees ($0.01–0.05/msg)</w:t>
+            </w:r>
+          </w:p>
+        </w:tc>
+        <w:tc>
+          <w:tcPr/>
+          <w:p>
+            <w:pPr/>
+            <w:r>
+              <w:rPr>
+                <w:rFonts w:ascii="Calibri" w:hAnsi="Calibri"/>
+                <w:sz w:val="20"/>
+                <w:szCs w:val="20"/>
+              </w:rPr>
+              <w:t xml:space="preserve">Zero — admin uses own WhatsApp</w:t>
+            </w:r>
+          </w:p>
+        </w:tc>
+      </w:tr>
+      <w:tr>
+        <w:trPr/>
+        <w:tc>
+          <w:tcPr/>
+          <w:p>
+            <w:pPr/>
+            <w:r>
+              <w:rPr>
+                <w:rFonts w:ascii="Calibri" w:hAnsi="Calibri"/>
+                <w:sz w:val="20"/>
+                <w:szCs w:val="20"/>
+              </w:rPr>
+              <w:t xml:space="preserve">Infrastructure</w:t>
+            </w:r>
+          </w:p>
+        </w:tc>
+        <w:tc>
+          <w:tcPr/>
+          <w:p>
+            <w:pPr/>
+            <w:r>
+              <w:rPr>
+                <w:rFonts w:ascii="Calibri" w:hAnsi="Calibri"/>
+                <w:sz w:val="20"/>
+                <w:szCs w:val="20"/>
+              </w:rPr>
+              <w:t xml:space="preserve">Twilio/WhatsApp Business API setup</w:t>
+            </w:r>
+          </w:p>
+        </w:tc>
+        <w:tc>
+          <w:tcPr/>
+          <w:p>
+            <w:pPr/>
+            <w:r>
+              <w:rPr>
+                <w:rFonts w:ascii="Calibri" w:hAnsi="Calibri"/>
+                <w:sz w:val="20"/>
+                <w:szCs w:val="20"/>
+              </w:rPr>
+              <w:t xml:space="preserve">One API route + one page</w:t>
+            </w:r>
+          </w:p>
+        </w:tc>
+      </w:tr>
+      <w:tr>
+        <w:tc>
+          <w:tcPr/>
+          <w:p>
+            <w:pPr/>
+            <w:r>
+              <w:rPr>
+                <w:rFonts w:ascii="Calibri" w:hAnsi="Calibri"/>
+                <w:sz w:val="20"/>
+                <w:szCs w:val="20"/>
+              </w:rPr>
+              <w:t xml:space="preserve">Privacy</w:t>
+            </w:r>
+          </w:p>
+        </w:tc>
+        <w:tc>
+          <w:tcPr/>
+          <w:p>
+            <w:pPr/>
+            <w:r>
+              <w:rPr>
+                <w:rFonts w:ascii="Calibri" w:hAnsi="Calibri"/>
+                <w:sz w:val="20"/>
+                <w:szCs w:val="20"/>
+              </w:rPr>
+              <w:t xml:space="preserve">Platform stores staff phone numbers</w:t>
+            </w:r>
+          </w:p>
+        </w:tc>
+        <w:tc>
+          <w:tcPr/>
+          <w:p>
+            <w:pPr/>
+            <w:r>
+              <w:rPr>
+                <w:rFonts w:ascii="Calibri" w:hAnsi="Calibri"/>
+                <w:sz w:val="20"/>
+                <w:szCs w:val="20"/>
+              </w:rPr>
+              <w:t xml:space="preserve">No staff contact needed</w:t>
+            </w:r>
+          </w:p>
+        </w:tc>
+      </w:tr>
+      <w:tr>
+        <w:trPr/>
+        <w:tc>
+          <w:tcPr/>
+          <w:p>
+            <w:pPr/>
+            <w:r>
+              <w:rPr>
+                <w:rFonts w:ascii="Calibri" w:hAnsi="Calibri"/>
+                <w:sz w:val="20"/>
+                <w:szCs w:val="20"/>
+              </w:rPr>
+              <w:t xml:space="preserve">Channel flexibility</w:t>
+            </w:r>
+          </w:p>
+        </w:tc>
+        <w:tc>
+          <w:tcPr/>
+          <w:p>
+            <w:pPr/>
+            <w:r>
+              <w:rPr>
+                <w:rFonts w:ascii="Calibri" w:hAnsi="Calibri"/>
+                <w:sz w:val="20"/>
+                <w:szCs w:val="20"/>
+              </w:rPr>
+              <w:t xml:space="preserve">Locked to one channel</w:t>
+            </w:r>
+          </w:p>
+        </w:tc>
+        <w:tc>
+          <w:tcPr/>
+          <w:p>
+            <w:pPr/>
+            <w:r>
+              <w:rPr>
+                <w:rFonts w:ascii="Calibri" w:hAnsi="Calibri"/>
+                <w:sz w:val="20"/>
+                <w:szCs w:val="20"/>
+              </w:rPr>
+              <w:t xml:space="preserve">Admin chooses any channel</w:t>
+            </w:r>
+          </w:p>
+        </w:tc>
+      </w:tr>
+      <w:tr>
+        <w:tc>
+          <w:tcPr/>
+          <w:p>
+            <w:pPr/>
+            <w:r>
+              <w:rPr>
+                <w:rFonts w:ascii="Calibri" w:hAnsi="Calibri"/>
+                <w:sz w:val="20"/>
+                <w:szCs w:val="20"/>
+              </w:rPr>
+              <w:t xml:space="preserve">Delivery guarantee</w:t>
+            </w:r>
+          </w:p>
+        </w:tc>
+        <w:tc>
+          <w:tcPr/>
+          <w:p>
+            <w:pPr/>
+            <w:r>
+              <w:rPr>
+                <w:rFonts w:ascii="Calibri" w:hAnsi="Calibri"/>
+                <w:sz w:val="20"/>
+                <w:szCs w:val="20"/>
+              </w:rPr>
+              <w:t xml:space="preserve">Depends on gateway reliability</w:t>
+            </w:r>
+          </w:p>
+        </w:tc>
+        <w:tc>
+          <w:tcPr/>
+          <w:p>
+            <w:pPr/>
+            <w:r>
+              <w:rPr>
+                <w:rFonts w:ascii="Calibri" w:hAnsi="Calibri"/>
+                <w:sz w:val="20"/>
+                <w:szCs w:val="20"/>
+              </w:rPr>
+              <w:t xml:space="preserve">Depends on admin follow-up</w:t>
+            </w:r>
+          </w:p>
+        </w:tc>
+      </w:tr>
+      <w:tr>
+        <w:trPr/>
+        <w:tc>
+          <w:tcPr/>
+          <w:p>
+            <w:pPr/>
+            <w:r>
+              <w:rPr>
+                <w:rFonts w:ascii="Calibri" w:hAnsi="Calibri"/>
+                <w:sz w:val="20"/>
+                <w:szCs w:val="20"/>
+              </w:rPr>
+              <w:t xml:space="preserve">Staff interaction</w:t>
+            </w:r>
+          </w:p>
+        </w:tc>
+        <w:tc>
+          <w:tcPr/>
+          <w:p>
+            <w:pPr/>
+            <w:r>
+              <w:rPr>
+                <w:rFonts w:ascii="Calibri" w:hAnsi="Calibri"/>
+                <w:sz w:val="20"/>
+                <w:szCs w:val="20"/>
+              </w:rPr>
+              <w:t xml:space="preserve">One-way notification</w:t>
+            </w:r>
+          </w:p>
+        </w:tc>
+        <w:tc>
+          <w:tcPr/>
+          <w:p>
+            <w:pPr/>
+            <w:r>
+              <w:rPr>
+                <w:rFonts w:ascii="Calibri" w:hAnsi="Calibri"/>
+                <w:sz w:val="20"/>
+                <w:szCs w:val="20"/>
+              </w:rPr>
+              <w:t xml:space="preserve">Staff can revisit link for updates</w:t>
+            </w:r>
+          </w:p>
+        </w:tc>
+      </w:tr>
+      <w:tr>
+        <w:tc>
+          <w:tcPr/>
+          <w:p>
+            <w:pPr/>
+            <w:r>
+              <w:rPr>
+                <w:rFonts w:ascii="Calibri" w:hAnsi="Calibri"/>
+                <w:sz w:val="20"/>
+                <w:szCs w:val="20"/>
+              </w:rPr>
+              <w:t xml:space="preserve">Language support</w:t>
+            </w:r>
+          </w:p>
+        </w:tc>
+        <w:tc>
+          <w:tcPr/>
+          <w:p>
+            <w:pPr/>
+            <w:r>
+              <w:rPr>
+                <w:rFonts w:ascii="Calibri" w:hAnsi="Calibri"/>
+                <w:sz w:val="20"/>
+                <w:szCs w:val="20"/>
+              </w:rPr>
+              <w:t xml:space="preserve">Template-based, limited</w:t>
+            </w:r>
+          </w:p>
+        </w:tc>
+        <w:tc>
+          <w:tcPr/>
+          <w:p>
+            <w:pPr/>
+            <w:r>
+              <w:rPr>
+                <w:rFonts w:ascii="Calibri" w:hAnsi="Calibri"/>
+                <w:sz w:val="20"/>
+                <w:szCs w:val="20"/>
+              </w:rPr>
+              <w:t xml:space="preserve">Visual page, any language</w:t>
+            </w:r>
+          </w:p>
+        </w:tc>
+      </w:tr>
+      <w:tr>
+        <w:trPr/>
+        <w:tc>
+          <w:tcPr/>
+          <w:p>
+            <w:pPr/>
+            <w:r>
+              <w:rPr>
+                <w:rFonts w:ascii="Calibri" w:hAnsi="Calibri"/>
+                <w:sz w:val="20"/>
+                <w:szCs w:val="20"/>
+              </w:rPr>
+              <w:t xml:space="preserve">Multi-staff jobs</w:t>
+            </w:r>
+          </w:p>
+        </w:tc>
+        <w:tc>
+          <w:tcPr/>
+          <w:p>
+            <w:pPr/>
+            <w:r>
+              <w:rPr>
+                <w:rFonts w:ascii="Calibri" w:hAnsi="Calibri"/>
+                <w:sz w:val="20"/>
+                <w:szCs w:val="20"/>
+              </w:rPr>
+              <w:t xml:space="preserve">Multiple messages needed</w:t>
+            </w:r>
+          </w:p>
+        </w:tc>
+        <w:tc>
+          <w:tcPr/>
+          <w:p>
+            <w:pPr/>
+            <w:r>
+              <w:rPr>
+                <w:rFonts w:ascii="Calibri" w:hAnsi="Calibri"/>
+                <w:sz w:val="20"/>
+                <w:szCs w:val="20"/>
+              </w:rPr>
+              <w:t xml:space="preserve">Share same link to group chat</w:t>
+            </w:r>
+          </w:p>
+        </w:tc>
+      </w:tr>
+      <w:tr>
+        <w:tc>
+          <w:tcPr/>
+          <w:p>
+            <w:pPr/>
+            <w:r>
+              <w:rPr>
+                <w:rFonts w:ascii="Calibri" w:hAnsi="Calibri"/>
+                <w:sz w:val="20"/>
+                <w:szCs w:val="20"/>
+              </w:rPr>
+              <w:t xml:space="preserve">Development time</w:t>
+            </w:r>
+          </w:p>
+        </w:tc>
+        <w:tc>
+          <w:tcPr/>
+          <w:p>
+            <w:pPr/>
+            <w:r>
+              <w:rPr>
+                <w:rFonts w:ascii="Calibri" w:hAnsi="Calibri"/>
+                <w:sz w:val="20"/>
+                <w:szCs w:val="20"/>
+              </w:rPr>
+              <w:t xml:space="preserve">3–5 days (API integration)</w:t>
+            </w:r>
+          </w:p>
+        </w:tc>
+        <w:tc>
+          <w:tcPr/>
+          <w:p>
+            <w:pPr/>
+            <w:r>
+              <w:rPr>
+                <w:rFonts w:ascii="Calibri" w:hAnsi="Calibri"/>
+                <w:sz w:val="20"/>
+                <w:szCs w:val="20"/>
+              </w:rPr>
+              <w:t xml:space="preserve">1–2 days (route + page)</w:t>
+            </w:r>
+          </w:p>
+        </w:tc>
+      </w:tr>
+    </w:tbl>
+    <w:p>
+      <w:pPr/>
+      <w:r>
+        <w:rPr>
+          <w:rFonts w:ascii="Calibri" w:hAnsi="Calibri"/>
+          <w:sz w:val="22"/>
+          <w:szCs w:val="22"/>
+          <w:b/>
+        </w:rPr>
+        <w:t xml:space="preserve">Schema addition to Booking model:</w:t>
+      </w:r>
+    </w:p>
+    <w:p>
+      <w:pPr/>
+      <w:r>
+        <w:rPr>
+          <w:rFonts w:ascii="Calibri" w:hAnsi="Calibri"/>
+          <w:sz w:val="22"/>
+          <w:szCs w:val="22"/>
+        </w:rPr>
+        <w:t xml:space="preserve"/>
+      </w:r>
+    </w:p>
+    <w:p>
+      <w:pPr/>
+      <w:r>
+        <w:rPr>
+          <w:rFonts w:ascii="Calibri" w:hAnsi="Calibri"/>
+          <w:sz w:val="22"/>
+          <w:szCs w:val="22"/>
+        </w:rPr>
+        <w:t xml:space="preserve">shareToken  String?  @unique  -- Generated lazily on first share click</w:t>
+      </w:r>
+    </w:p>
+    <w:p>
+      <w:pPr/>
+      <w:r>
+        <w:rPr>
+          <w:rFonts w:ascii="Calibri" w:hAnsi="Calibri"/>
+          <w:sz w:val="22"/>
+          <w:szCs w:val="22"/>
+        </w:rPr>
+        <w:t xml:space="preserve">sharedAt    DateTime?          -- When link was first generated</w:t>
+      </w:r>
+    </w:p>
+    <w:p>
+      <w:pPr/>
+      <w:r>
+        <w:rPr>
+          <w:rFonts w:ascii="Calibri" w:hAnsi="Calibri"/>
+          <w:sz w:val="22"/>
+          <w:szCs w:val="22"/>
+        </w:rPr>
+        <w:t xml:space="preserve"/>
+      </w:r>
+    </w:p>
+    <w:p>
+      <w:pPr/>
+      <w:r>
+        <w:rPr>
+          <w:rFonts w:ascii="Calibri" w:hAnsi="Calibri"/>
+          <w:sz w:val="22"/>
+          <w:szCs w:val="22"/>
+          <w:b/>
+        </w:rPr>
+        <w:t xml:space="preserve">New API endpoints:</w:t>
+      </w:r>
+    </w:p>
+    <w:tbl>
+      <w:tblPr>
+        <w:tblStyle w:val="TableGrid"/>
+        <w:tblW w:w="0" w:type="auto"/>
+        <w:jc w:val="center"/>
+      </w:tblPr>
+      <w:tblGrid>
+        <w:gridCol w:w="2500"/>
+        <w:gridCol w:w="2500"/>
+        <w:gridCol w:w="2500"/>
+        <w:gridCol w:w="2500"/>
+      </w:tblGrid>
+      <w:tr>
+        <w:trPr>
+          <w:tblHeader/>
+        </w:trPr>
+        <w:tc>
+          <w:tcPr>
+            <w:shd w:fill="5A7A6A" w:val="clear"/>
+          </w:tcPr>
+          <w:p>
+            <w:pPr/>
+            <w:r>
+              <w:rPr>
+                <w:rFonts w:ascii="Calibri" w:hAnsi="Calibri"/>
+                <w:sz w:val="20"/>
+                <w:szCs w:val="20"/>
+                <w:b/>
+                <w:color w:val="FFFFFF"/>
+              </w:rPr>
+              <w:t xml:space="preserve">Endpoint</w:t>
+            </w:r>
+          </w:p>
+        </w:tc>
+        <w:tc>
+          <w:tcPr>
+            <w:shd w:fill="5A7A6A" w:val="clear"/>
+          </w:tcPr>
+          <w:p>
+            <w:pPr/>
+            <w:r>
+              <w:rPr>
+                <w:rFonts w:ascii="Calibri" w:hAnsi="Calibri"/>
+                <w:sz w:val="20"/>
+                <w:szCs w:val="20"/>
+                <w:b/>
+                <w:color w:val="FFFFFF"/>
+              </w:rPr>
+              <w:t xml:space="preserve">Method</w:t>
+            </w:r>
+          </w:p>
+        </w:tc>
+        <w:tc>
+          <w:tcPr>
+            <w:shd w:fill="5A7A6A" w:val="clear"/>
+          </w:tcPr>
+          <w:p>
+            <w:pPr/>
+            <w:r>
+              <w:rPr>
+                <w:rFonts w:ascii="Calibri" w:hAnsi="Calibri"/>
+                <w:sz w:val="20"/>
+                <w:szCs w:val="20"/>
+                <w:b/>
+                <w:color w:val="FFFFFF"/>
+              </w:rPr>
+              <w:t xml:space="preserve">Auth</w:t>
+            </w:r>
+          </w:p>
+        </w:tc>
+        <w:tc>
+          <w:tcPr>
+            <w:shd w:fill="5A7A6A" w:val="clear"/>
+          </w:tcPr>
+          <w:p>
+            <w:pPr/>
+            <w:r>
+              <w:rPr>
+                <w:rFonts w:ascii="Calibri" w:hAnsi="Calibri"/>
+                <w:sz w:val="20"/>
+                <w:szCs w:val="20"/>
+                <w:b/>
+                <w:color w:val="FFFFFF"/>
+              </w:rPr>
+              <w:t xml:space="preserve">Purpose</w:t>
+            </w:r>
+          </w:p>
+        </w:tc>
+      </w:tr>
+      <w:tr>
+        <w:tc>
+          <w:tcPr/>
+          <w:p>
+            <w:pPr/>
+            <w:r>
+              <w:rPr>
+                <w:rFonts w:ascii="Calibri" w:hAnsi="Calibri"/>
+                <w:sz w:val="20"/>
+                <w:szCs w:val="20"/>
+              </w:rPr>
+              <w:t xml:space="preserve">/api/vendors/[id]/bookings/[bookingId]/share</w:t>
+            </w:r>
+          </w:p>
+        </w:tc>
+        <w:tc>
+          <w:tcPr/>
+          <w:p>
+            <w:pPr/>
+            <w:r>
+              <w:rPr>
+                <w:rFonts w:ascii="Calibri" w:hAnsi="Calibri"/>
+                <w:sz w:val="20"/>
+                <w:szCs w:val="20"/>
+              </w:rPr>
+              <w:t xml:space="preserve">POST</w:t>
+            </w:r>
+          </w:p>
+        </w:tc>
+        <w:tc>
+          <w:tcPr/>
+          <w:p>
+            <w:pPr/>
+            <w:r>
+              <w:rPr>
+                <w:rFonts w:ascii="Calibri" w:hAnsi="Calibri"/>
+                <w:sz w:val="20"/>
+                <w:szCs w:val="20"/>
+              </w:rPr>
+              <w:t xml:space="preserve">Vendor</w:t>
+            </w:r>
+          </w:p>
+        </w:tc>
+        <w:tc>
+          <w:tcPr/>
+          <w:p>
+            <w:pPr/>
+            <w:r>
+              <w:rPr>
+                <w:rFonts w:ascii="Calibri" w:hAnsi="Calibri"/>
+                <w:sz w:val="20"/>
+                <w:szCs w:val="20"/>
+              </w:rPr>
+              <w:t xml:space="preserve">Generate share token, return URL</w:t>
+            </w:r>
+          </w:p>
+        </w:tc>
+      </w:tr>
+      <w:tr>
+        <w:trPr/>
+        <w:tc>
+          <w:tcPr/>
+          <w:p>
+            <w:pPr/>
+            <w:r>
+              <w:rPr>
+                <w:rFonts w:ascii="Calibri" w:hAnsi="Calibri"/>
+                <w:sz w:val="20"/>
+                <w:szCs w:val="20"/>
+              </w:rPr>
+              <w:t xml:space="preserve">/api/j/share/[token]</w:t>
+            </w:r>
+          </w:p>
+        </w:tc>
+        <w:tc>
+          <w:tcPr/>
+          <w:p>
+            <w:pPr/>
+            <w:r>
+              <w:rPr>
+                <w:rFonts w:ascii="Calibri" w:hAnsi="Calibri"/>
+                <w:sz w:val="20"/>
+                <w:szCs w:val="20"/>
+              </w:rPr>
+              <w:t xml:space="preserve">GET</w:t>
+            </w:r>
+          </w:p>
+        </w:tc>
+        <w:tc>
+          <w:tcPr/>
+          <w:p>
+            <w:pPr/>
+            <w:r>
+              <w:rPr>
+                <w:rFonts w:ascii="Calibri" w:hAnsi="Calibri"/>
+                <w:sz w:val="20"/>
+                <w:szCs w:val="20"/>
+              </w:rPr>
+              <w:t xml:space="preserve">Public</w:t>
+            </w:r>
+          </w:p>
+        </w:tc>
+        <w:tc>
+          <w:tcPr/>
+          <w:p>
+            <w:pPr/>
+            <w:r>
+              <w:rPr>
+                <w:rFonts w:ascii="Calibri" w:hAnsi="Calibri"/>
+                <w:sz w:val="20"/>
+                <w:szCs w:val="20"/>
+              </w:rPr>
+              <w:t xml:space="preserve">Return limited booking details</w:t>
+            </w:r>
+          </w:p>
+        </w:tc>
+      </w:tr>
+    </w:tbl>
+    <w:p>
+      <w:pPr>
+        <w:pStyle w:val="ListBullet"/>
+      </w:pPr>
+      <w:r>
+        <w:rPr>
+          <w:rFonts w:ascii="Calibri" w:hAnsi="Calibri"/>
+          <w:sz w:val="22"/>
+          <w:szCs w:val="22"/>
+        </w:rPr>
+        <w:t xml:space="preserve">Vendor Task Detail panel: prominent "Share Job Link" button with copy icon</w:t>
+      </w:r>
+    </w:p>
+    <w:p>
+      <w:pPr/>
+      <w:r>
+        <w:rPr>
+          <w:rFonts w:ascii="Calibri" w:hAnsi="Calibri"/>
+          <w:sz w:val="22"/>
+          <w:szCs w:val="22"/>
+        </w:rPr>
+        <w:t xml:space="preserve"/>
+      </w:r>
+    </w:p>
+    <w:p>
+      <w:pPr/>
+      <w:r>
+        <w:rPr>
+          <w:rFonts w:ascii="Calibri" w:hAnsi="Calibri"/>
+          <w:sz w:val="22"/>
+          <w:szCs w:val="22"/>
+          <w:b/>
+        </w:rPr>
+        <w:t xml:space="preserve">New page:</w:t>
+      </w:r>
+    </w:p>
+    <w:tbl>
+      <w:tblPr>
+        <w:tblStyle w:val="TableGrid"/>
+        <w:tblW w:w="0" w:type="auto"/>
+        <w:jc w:val="center"/>
+      </w:tblPr>
+      <w:tblGrid>
+        <w:gridCol w:w="2500"/>
+        <w:gridCol w:w="2500"/>
+        <w:gridCol w:w="2500"/>
+      </w:tblGrid>
+      <w:tr>
+        <w:trPr>
+          <w:tblHeader/>
+        </w:trPr>
+        <w:tc>
+          <w:tcPr>
+            <w:shd w:fill="5A7A6A" w:val="clear"/>
+          </w:tcPr>
+          <w:p>
+            <w:pPr/>
+            <w:r>
+              <w:rPr>
+                <w:rFonts w:ascii="Calibri" w:hAnsi="Calibri"/>
+                <w:sz w:val="20"/>
+                <w:szCs w:val="20"/>
+                <w:b/>
+                <w:color w:val="FFFFFF"/>
+              </w:rPr>
+              <w:t xml:space="preserve">Route</w:t>
+            </w:r>
+          </w:p>
+        </w:tc>
+        <w:tc>
+          <w:tcPr>
+            <w:shd w:fill="5A7A6A" w:val="clear"/>
+          </w:tcPr>
+          <w:p>
+            <w:pPr/>
+            <w:r>
+              <w:rPr>
+                <w:rFonts w:ascii="Calibri" w:hAnsi="Calibri"/>
+                <w:sz w:val="20"/>
+                <w:szCs w:val="20"/>
+                <w:b/>
+                <w:color w:val="FFFFFF"/>
+              </w:rPr>
+              <w:t xml:space="preserve">Layout</w:t>
+            </w:r>
+          </w:p>
+        </w:tc>
+        <w:tc>
+          <w:tcPr>
+            <w:shd w:fill="5A7A6A" w:val="clear"/>
+          </w:tcPr>
+          <w:p>
+            <w:pPr/>
+            <w:r>
+              <w:rPr>
+                <w:rFonts w:ascii="Calibri" w:hAnsi="Calibri"/>
+                <w:sz w:val="20"/>
+                <w:szCs w:val="20"/>
+                <w:b/>
+                <w:color w:val="FFFFFF"/>
+              </w:rPr>
+              <w:t xml:space="preserve">Purpose</w:t>
+            </w:r>
+          </w:p>
+        </w:tc>
+      </w:tr>
+      <w:tr>
+        <w:tc>
+          <w:tcPr/>
+          <w:p>
+            <w:pPr/>
+            <w:r>
+              <w:rPr>
+                <w:rFonts w:ascii="Calibri" w:hAnsi="Calibri"/>
+                <w:sz w:val="20"/>
+                <w:szCs w:val="20"/>
+              </w:rPr>
+              <w:t xml:space="preserve">/j/[token]</w:t>
+            </w:r>
+          </w:p>
+        </w:tc>
+        <w:tc>
+          <w:tcPr/>
+          <w:p>
+            <w:pPr/>
+            <w:r>
+              <w:rPr>
+                <w:rFonts w:ascii="Calibri" w:hAnsi="Calibri"/>
+                <w:sz w:val="20"/>
+                <w:szCs w:val="20"/>
+              </w:rPr>
+              <w:t xml:space="preserve">Standalone (no sidebar)</w:t>
+            </w:r>
+          </w:p>
+        </w:tc>
+        <w:tc>
+          <w:tcPr/>
+          <w:p>
+            <w:pPr/>
+            <w:r>
+              <w:rPr>
+                <w:rFonts w:ascii="Calibri" w:hAnsi="Calibri"/>
+                <w:sz w:val="20"/>
+                <w:szCs w:val="20"/>
+              </w:rPr>
+              <w:t xml:space="preserve">Public staff job view</w:t>
+            </w:r>
+          </w:p>
+        </w:tc>
+      </w:tr>
+    </w:tbl>
+    <w:p>
+      <w:pPr>
+        <w:pStyle w:val="ListBullet"/>
+      </w:pPr>
+      <w:r>
+        <w:rPr>
+          <w:rFonts w:ascii="Calibri" w:hAnsi="Calibri"/>
+          <w:sz w:val="22"/>
+          <w:szCs w:val="22"/>
+        </w:rPr>
+        <w:t xml:space="preserve">Vendor Schedule page: quick-share icon on booking cards</w:t>
+      </w:r>
+    </w:p>
+    <w:p>
+      <w:pPr>
+        <w:pStyle w:val="ListBullet"/>
+      </w:pPr>
+      <w:r>
+        <w:rPr>
+          <w:rFonts w:ascii="Calibri" w:hAnsi="Calibri"/>
+          <w:sz w:val="22"/>
+          <w:szCs w:val="22"/>
+        </w:rPr>
+        <w:t xml:space="preserve">Only visible for SME vendors when a staff member is assigned</w:t>
+      </w:r>
+    </w:p>
+    <w:p>
+      <w:pPr>
+        <w:pStyle w:val="ListBullet"/>
+      </w:pPr>
+      <w:r>
+        <w:rPr>
+          <w:rFonts w:ascii="Calibri" w:hAnsi="Calibri"/>
+          <w:sz w:val="22"/>
+          <w:szCs w:val="22"/>
+        </w:rPr>
+        <w:t xml:space="preserve">Only visible when booking status is "accepted" or "in_progress"</w:t>
+      </w:r>
+    </w:p>
+    <w:p>
+      <w:pPr/>
+      <w:r>
+        <w:rPr>
+          <w:rFonts w:ascii="Calibri" w:hAnsi="Calibri"/>
+          <w:sz w:val="22"/>
+          <w:szCs w:val="22"/>
+        </w:rPr>
+        <w:t xml:space="preserve"/>
+      </w:r>
+    </w:p>
+    <w:p>
+      <w:pPr>
+        <w:pStyle w:val="ListBullet"/>
+      </w:pPr>
+      <w:r>
+        <w:rPr>
+          <w:rFonts w:ascii="Calibri" w:hAnsi="Calibri"/>
+          <w:sz w:val="22"/>
+          <w:szCs w:val="22"/>
+        </w:rPr>
+        <w:t xml:space="preserve">Admin clicks "Share Job Link"</w:t>
+      </w:r>
+    </w:p>
+    <w:p>
+      <w:pPr>
+        <w:pStyle w:val="ListBullet"/>
+      </w:pPr>
+      <w:r>
+        <w:rPr>
+          <w:rFonts w:ascii="Calibri" w:hAnsi="Calibri"/>
+          <w:sz w:val="22"/>
+          <w:szCs w:val="22"/>
+        </w:rPr>
+        <w:t xml:space="preserve">System generates shareToken if not already exists (lazy generation)</w:t>
+      </w:r>
+    </w:p>
+    <w:p>
+      <w:pPr>
+        <w:pStyle w:val="ListBullet"/>
+      </w:pPr>
+      <w:r>
+        <w:rPr>
+          <w:rFonts w:ascii="Calibri" w:hAnsi="Calibri"/>
+          <w:sz w:val="22"/>
+          <w:szCs w:val="22"/>
+        </w:rPr>
+        <w:t xml:space="preserve">Full URL copied to clipboard with toast: "Link copied! Share it with Ahmad R."</w:t>
+      </w:r>
+    </w:p>
+    <w:p>
+      <w:pPr>
+        <w:pStyle w:val="ListBullet"/>
+      </w:pPr>
+      <w:r>
+        <w:rPr>
+          <w:rFonts w:ascii="Calibri" w:hAnsi="Calibri"/>
+          <w:sz w:val="22"/>
+          <w:szCs w:val="22"/>
+        </w:rPr>
+        <w:t xml:space="preserve">Toast also shows a brief preview of the URL</w:t>
+      </w:r>
+    </w:p>
+    <w:p>
+      <w:pPr>
+        <w:pStyle w:val="ListBullet"/>
+      </w:pPr>
+      <w:r>
+        <w:rPr>
+          <w:rFonts w:ascii="Calibri" w:hAnsi="Calibri"/>
+          <w:sz w:val="22"/>
+          <w:szCs w:val="22"/>
+        </w:rPr>
+        <w:t xml:space="preserve">After first share, button changes to "Copy Link" (re-copyable anytime)</w:t>
+      </w:r>
+    </w:p>
+    <w:p>
+      <w:pPr/>
+      <w:r>
+        <w:rPr>
+          <w:rFonts w:ascii="Calibri" w:hAnsi="Calibri"/>
+          <w:sz w:val="22"/>
+          <w:szCs w:val="22"/>
+          <w:b/>
+        </w:rPr>
+        <w:t xml:space="preserve">Interaction flow:</w:t>
+      </w:r>
+    </w:p>
+    <w:p>
+      <w:pPr/>
+      <w:r>
+        <w:rPr>
+          <w:rFonts w:ascii="Calibri" w:hAnsi="Calibri"/>
+          <w:sz w:val="22"/>
+          <w:szCs w:val="22"/>
+          <w:b/>
+        </w:rPr>
+        <w:t xml:space="preserve">"Share Job Link" button placement:</w:t>
+      </w:r>
+    </w:p>
+    <w:p>
+      <w:pPr/>
+      <w:r>
+        <w:rPr>
+          <w:rFonts w:ascii="Calibri" w:hAnsi="Calibri"/>
+          <w:sz w:val="22"/>
+          <w:szCs w:val="22"/>
+        </w:rPr>
+        <w:t xml:space="preserve"/>
+      </w:r>
+    </w:p>
+    <w:p>
+      <w:pPr/>
+      <w:r>
+        <w:rPr>
+          <w:rFonts w:ascii="Calibri" w:hAnsi="Calibri"/>
+          <w:sz w:val="22"/>
+          <w:szCs w:val="22"/>
+          <w:b/>
+        </w:rPr>
+        <w:t xml:space="preserve">Information shown to staff:</w:t>
+      </w:r>
+    </w:p>
+    <w:tbl>
+      <w:tblPr>
+        <w:tblStyle w:val="TableGrid"/>
+        <w:tblW w:w="0" w:type="auto"/>
+        <w:jc w:val="center"/>
+      </w:tblPr>
+      <w:tblGrid>
+        <w:gridCol w:w="2500"/>
+        <w:gridCol w:w="2500"/>
+        <w:gridCol w:w="2500"/>
+      </w:tblGrid>
+      <w:tr>
+        <w:trPr>
+          <w:tblHeader/>
+        </w:trPr>
+        <w:tc>
+          <w:tcPr>
+            <w:shd w:fill="5A7A6A" w:val="clear"/>
+          </w:tcPr>
+          <w:p>
+            <w:pPr/>
+            <w:r>
+              <w:rPr>
+                <w:rFonts w:ascii="Calibri" w:hAnsi="Calibri"/>
+                <w:sz w:val="20"/>
+                <w:szCs w:val="20"/>
+                <w:b/>
+                <w:color w:val="FFFFFF"/>
+              </w:rPr>
+              <w:t xml:space="preserve">Field</w:t>
+            </w:r>
+          </w:p>
+        </w:tc>
+        <w:tc>
+          <w:tcPr>
+            <w:shd w:fill="5A7A6A" w:val="clear"/>
+          </w:tcPr>
+          <w:p>
+            <w:pPr/>
+            <w:r>
+              <w:rPr>
+                <w:rFonts w:ascii="Calibri" w:hAnsi="Calibri"/>
+                <w:sz w:val="20"/>
+                <w:szCs w:val="20"/>
+                <w:b/>
+                <w:color w:val="FFFFFF"/>
+              </w:rPr>
+              <w:t xml:space="preserve">Shown</w:t>
+            </w:r>
+          </w:p>
+        </w:tc>
+        <w:tc>
+          <w:tcPr>
+            <w:shd w:fill="5A7A6A" w:val="clear"/>
+          </w:tcPr>
+          <w:p>
+            <w:pPr/>
+            <w:r>
+              <w:rPr>
+                <w:rFonts w:ascii="Calibri" w:hAnsi="Calibri"/>
+                <w:sz w:val="20"/>
+                <w:szCs w:val="20"/>
+                <w:b/>
+                <w:color w:val="FFFFFF"/>
+              </w:rPr>
+              <w:t xml:space="preserve">Example</w:t>
+            </w:r>
+          </w:p>
+        </w:tc>
+      </w:tr>
+      <w:tr>
+        <w:tc>
+          <w:tcPr/>
+          <w:p>
+            <w:pPr/>
+            <w:r>
+              <w:rPr>
+                <w:rFonts w:ascii="Calibri" w:hAnsi="Calibri"/>
+                <w:sz w:val="20"/>
+                <w:szCs w:val="20"/>
+              </w:rPr>
+              <w:t xml:space="preserve">Vendor company name</w:t>
+            </w:r>
+          </w:p>
+        </w:tc>
+        <w:tc>
+          <w:tcPr/>
+          <w:p>
+            <w:pPr/>
+            <w:r>
+              <w:rPr>
+                <w:rFonts w:ascii="Calibri" w:hAnsi="Calibri"/>
+                <w:sz w:val="20"/>
+                <w:szCs w:val="20"/>
+              </w:rPr>
+              <w:t xml:space="preserve">Yes</w:t>
+            </w:r>
+          </w:p>
+        </w:tc>
+        <w:tc>
+          <w:tcPr/>
+          <w:p>
+            <w:pPr/>
+            <w:r>
+              <w:rPr>
+                <w:rFonts w:ascii="Calibri" w:hAnsi="Calibri"/>
+                <w:sz w:val="20"/>
+                <w:szCs w:val="20"/>
+              </w:rPr>
+              <w:t xml:space="preserve">CleanPro Services Pte Ltd</w:t>
+            </w:r>
+          </w:p>
+        </w:tc>
+      </w:tr>
+      <w:tr>
+        <w:trPr/>
+        <w:tc>
+          <w:tcPr/>
+          <w:p>
+            <w:pPr/>
+            <w:r>
+              <w:rPr>
+                <w:rFonts w:ascii="Calibri" w:hAnsi="Calibri"/>
+                <w:sz w:val="20"/>
+                <w:szCs w:val="20"/>
+              </w:rPr>
+              <w:t xml:space="preserve">Job category</w:t>
+            </w:r>
+          </w:p>
+        </w:tc>
+        <w:tc>
+          <w:tcPr/>
+          <w:p>
+            <w:pPr/>
+            <w:r>
+              <w:rPr>
+                <w:rFonts w:ascii="Calibri" w:hAnsi="Calibri"/>
+                <w:sz w:val="20"/>
+                <w:szCs w:val="20"/>
+              </w:rPr>
+              <w:t xml:space="preserve">Yes</w:t>
+            </w:r>
+          </w:p>
+        </w:tc>
+        <w:tc>
+          <w:tcPr/>
+          <w:p>
+            <w:pPr/>
+            <w:r>
+              <w:rPr>
+                <w:rFonts w:ascii="Calibri" w:hAnsi="Calibri"/>
+                <w:sz w:val="20"/>
+                <w:szCs w:val="20"/>
+              </w:rPr>
+              <w:t xml:space="preserve">Aircon Servicing</w:t>
+            </w:r>
+          </w:p>
+        </w:tc>
+      </w:tr>
+      <w:tr>
+        <w:tc>
+          <w:tcPr/>
+          <w:p>
+            <w:pPr/>
+            <w:r>
+              <w:rPr>
+                <w:rFonts w:ascii="Calibri" w:hAnsi="Calibri"/>
+                <w:sz w:val="20"/>
+                <w:szCs w:val="20"/>
+              </w:rPr>
+              <w:t xml:space="preserve">Scheduled date and time</w:t>
+            </w:r>
+          </w:p>
+        </w:tc>
+        <w:tc>
+          <w:tcPr/>
+          <w:p>
+            <w:pPr/>
+            <w:r>
+              <w:rPr>
+                <w:rFonts w:ascii="Calibri" w:hAnsi="Calibri"/>
+                <w:sz w:val="20"/>
+                <w:szCs w:val="20"/>
+              </w:rPr>
+              <w:t xml:space="preserve">Yes</w:t>
+            </w:r>
+          </w:p>
+        </w:tc>
+        <w:tc>
+          <w:tcPr/>
+          <w:p>
+            <w:pPr/>
+            <w:r>
+              <w:rPr>
+                <w:rFonts w:ascii="Calibri" w:hAnsi="Calibri"/>
+                <w:sz w:val="20"/>
+                <w:szCs w:val="20"/>
+              </w:rPr>
+              <w:t xml:space="preserve">Mon, 23 Jun 2025 · 2:00 PM – 3:30 PM</w:t>
+            </w:r>
+          </w:p>
+        </w:tc>
+      </w:tr>
+      <w:tr>
+        <w:trPr/>
+        <w:tc>
+          <w:tcPr/>
+          <w:p>
+            <w:pPr/>
+            <w:r>
+              <w:rPr>
+                <w:rFonts w:ascii="Calibri" w:hAnsi="Calibri"/>
+                <w:sz w:val="20"/>
+                <w:szCs w:val="20"/>
+              </w:rPr>
+              <w:t xml:space="preserve">Customer address</w:t>
+            </w:r>
+          </w:p>
+        </w:tc>
+        <w:tc>
+          <w:tcPr/>
+          <w:p>
+            <w:pPr/>
+            <w:r>
+              <w:rPr>
+                <w:rFonts w:ascii="Calibri" w:hAnsi="Calibri"/>
+                <w:sz w:val="20"/>
+                <w:szCs w:val="20"/>
+              </w:rPr>
+              <w:t xml:space="preserve">Yes</w:t>
+            </w:r>
+          </w:p>
+        </w:tc>
+        <w:tc>
+          <w:tcPr/>
+          <w:p>
+            <w:pPr/>
+            <w:r>
+              <w:rPr>
+                <w:rFonts w:ascii="Calibri" w:hAnsi="Calibri"/>
+                <w:sz w:val="20"/>
+                <w:szCs w:val="20"/>
+              </w:rPr>
+              <w:t xml:space="preserve">Block 123 Tampines St 11 #05-45</w:t>
+            </w:r>
+          </w:p>
+        </w:tc>
+      </w:tr>
+      <w:tr>
+        <w:tc>
+          <w:tcPr/>
+          <w:p>
+            <w:pPr/>
+            <w:r>
+              <w:rPr>
+                <w:rFonts w:ascii="Calibri" w:hAnsi="Calibri"/>
+                <w:sz w:val="20"/>
+                <w:szCs w:val="20"/>
+              </w:rPr>
+              <w:t xml:space="preserve">Job instructions</w:t>
+            </w:r>
+          </w:p>
+        </w:tc>
+        <w:tc>
+          <w:tcPr/>
+          <w:p>
+            <w:pPr/>
+            <w:r>
+              <w:rPr>
+                <w:rFonts w:ascii="Calibri" w:hAnsi="Calibri"/>
+                <w:sz w:val="20"/>
+                <w:szCs w:val="20"/>
+              </w:rPr>
+              <w:t xml:space="preserve">Yes</w:t>
+            </w:r>
+          </w:p>
+        </w:tc>
+        <w:tc>
+          <w:tcPr/>
+          <w:p>
+            <w:pPr/>
+            <w:r>
+              <w:rPr>
+                <w:rFonts w:ascii="Calibri" w:hAnsi="Calibri"/>
+                <w:sz w:val="20"/>
+                <w:szCs w:val="20"/>
+              </w:rPr>
+              <w:t xml:space="preserve">3 units, chemical wash requested</w:t>
+            </w:r>
+          </w:p>
+        </w:tc>
+      </w:tr>
+      <w:tr>
+        <w:trPr/>
+        <w:tc>
+          <w:tcPr/>
+          <w:p>
+            <w:pPr/>
+            <w:r>
+              <w:rPr>
+                <w:rFonts w:ascii="Calibri" w:hAnsi="Calibri"/>
+                <w:sz w:val="20"/>
+                <w:szCs w:val="20"/>
+              </w:rPr>
+              <w:t xml:space="preserve">Assigned staff name</w:t>
+            </w:r>
+          </w:p>
+        </w:tc>
+        <w:tc>
+          <w:tcPr/>
+          <w:p>
+            <w:pPr/>
+            <w:r>
+              <w:rPr>
+                <w:rFonts w:ascii="Calibri" w:hAnsi="Calibri"/>
+                <w:sz w:val="20"/>
+                <w:szCs w:val="20"/>
+              </w:rPr>
+              <w:t xml:space="preserve">Yes</w:t>
+            </w:r>
+          </w:p>
+        </w:tc>
+        <w:tc>
+          <w:tcPr/>
+          <w:p>
+            <w:pPr/>
+            <w:r>
+              <w:rPr>
+                <w:rFonts w:ascii="Calibri" w:hAnsi="Calibri"/>
+                <w:sz w:val="20"/>
+                <w:szCs w:val="20"/>
+              </w:rPr>
+              <w:t xml:space="preserve">Ahmad R. (Technician)</w:t>
+            </w:r>
+          </w:p>
+        </w:tc>
+      </w:tr>
+      <w:tr>
+        <w:tc>
+          <w:tcPr/>
+          <w:p>
+            <w:pPr/>
+            <w:r>
+              <w:rPr>
+                <w:rFonts w:ascii="Calibri" w:hAnsi="Calibri"/>
+                <w:sz w:val="20"/>
+                <w:szCs w:val="20"/>
+              </w:rPr>
+              <w:t xml:space="preserve">Job status</w:t>
+            </w:r>
+          </w:p>
+        </w:tc>
+        <w:tc>
+          <w:tcPr/>
+          <w:p>
+            <w:pPr/>
+            <w:r>
+              <w:rPr>
+                <w:rFonts w:ascii="Calibri" w:hAnsi="Calibri"/>
+                <w:sz w:val="20"/>
+                <w:szCs w:val="20"/>
+              </w:rPr>
+              <w:t xml:space="preserve">Yes</w:t>
+            </w:r>
+          </w:p>
+        </w:tc>
+        <w:tc>
+          <w:tcPr/>
+          <w:p>
+            <w:pPr/>
+            <w:r>
+              <w:rPr>
+                <w:rFonts w:ascii="Calibri" w:hAnsi="Calibri"/>
+                <w:sz w:val="20"/>
+                <w:szCs w:val="20"/>
+              </w:rPr>
+              <w:t xml:space="preserve">Badge: Assigned / In Progress / Completed</w:t>
+            </w:r>
+          </w:p>
+        </w:tc>
+      </w:tr>
+      <w:tr>
+        <w:trPr/>
+        <w:tc>
+          <w:tcPr/>
+          <w:p>
+            <w:pPr/>
+            <w:r>
+              <w:rPr>
+                <w:rFonts w:ascii="Calibri" w:hAnsi="Calibri"/>
+                <w:sz w:val="20"/>
+                <w:szCs w:val="20"/>
+              </w:rPr>
+              <w:t xml:space="preserve">Job reference number</w:t>
+            </w:r>
+          </w:p>
+        </w:tc>
+        <w:tc>
+          <w:tcPr/>
+          <w:p>
+            <w:pPr/>
+            <w:r>
+              <w:rPr>
+                <w:rFonts w:ascii="Calibri" w:hAnsi="Calibri"/>
+                <w:sz w:val="20"/>
+                <w:szCs w:val="20"/>
+              </w:rPr>
+              <w:t xml:space="preserve">Yes</w:t>
+            </w:r>
+          </w:p>
+        </w:tc>
+        <w:tc>
+          <w:tcPr/>
+          <w:p>
+            <w:pPr/>
+            <w:r>
+              <w:rPr>
+                <w:rFonts w:ascii="Calibri" w:hAnsi="Calibri"/>
+                <w:sz w:val="20"/>
+                <w:szCs w:val="20"/>
+              </w:rPr>
+              <w:t xml:space="preserve">#ANN-20250623-0042</w:t>
+            </w:r>
+          </w:p>
+        </w:tc>
+      </w:tr>
+    </w:tbl>
+    <w:p>
+      <w:pPr/>
+      <w:r>
+        <w:rPr>
+          <w:rFonts w:ascii="Calibri" w:hAnsi="Calibri"/>
+          <w:sz w:val="22"/>
+          <w:szCs w:val="22"/>
+          <w:b/>
+        </w:rPr>
+        <w:t xml:space="preserve">URL format: https://annai.sg/j/[shareToken]</w:t>
+      </w:r>
+    </w:p>
+    <w:p>
+      <w:pPr/>
+      <w:r>
+        <w:rPr>
+          <w:rFonts w:ascii="Calibri" w:hAnsi="Calibri"/>
+          <w:sz w:val="22"/>
+          <w:szCs w:val="22"/>
+        </w:rPr>
+        <w:t xml:space="preserve"/>
+      </w:r>
+    </w:p>
+    <w:p>
+      <w:pPr/>
+      <w:r>
+        <w:rPr>
+          <w:rFonts w:ascii="Calibri" w:hAnsi="Calibri"/>
+          <w:sz w:val="22"/>
+          <w:szCs w:val="22"/>
+          <w:b/>
+        </w:rPr>
+        <w:t xml:space="preserve">Information NOT shown (privacy):</w:t>
+      </w:r>
+    </w:p>
+    <w:tbl>
+      <w:tblPr>
+        <w:tblStyle w:val="TableGrid"/>
+        <w:tblW w:w="0" w:type="auto"/>
+        <w:jc w:val="center"/>
+      </w:tblPr>
+      <w:tblGrid>
+        <w:gridCol w:w="2500"/>
+        <w:gridCol w:w="2500"/>
+        <w:gridCol w:w="2500"/>
+      </w:tblGrid>
+      <w:tr>
+        <w:trPr>
+          <w:tblHeader/>
+        </w:trPr>
+        <w:tc>
+          <w:tcPr>
+            <w:shd w:fill="5A7A6A" w:val="clear"/>
+          </w:tcPr>
+          <w:p>
+            <w:pPr/>
+            <w:r>
+              <w:rPr>
+                <w:rFonts w:ascii="Calibri" w:hAnsi="Calibri"/>
+                <w:sz w:val="20"/>
+                <w:szCs w:val="20"/>
+                <w:b/>
+                <w:color w:val="FFFFFF"/>
+              </w:rPr>
+              <w:t xml:space="preserve">Field</w:t>
+            </w:r>
+          </w:p>
+        </w:tc>
+        <w:tc>
+          <w:tcPr>
+            <w:shd w:fill="5A7A6A" w:val="clear"/>
+          </w:tcPr>
+          <w:p>
+            <w:pPr/>
+            <w:r>
+              <w:rPr>
+                <w:rFonts w:ascii="Calibri" w:hAnsi="Calibri"/>
+                <w:sz w:val="20"/>
+                <w:szCs w:val="20"/>
+                <w:b/>
+                <w:color w:val="FFFFFF"/>
+              </w:rPr>
+              <w:t xml:space="preserve">Shown</w:t>
+            </w:r>
+          </w:p>
+        </w:tc>
+        <w:tc>
+          <w:tcPr>
+            <w:shd w:fill="5A7A6A" w:val="clear"/>
+          </w:tcPr>
+          <w:p>
+            <w:pPr/>
+            <w:r>
+              <w:rPr>
+                <w:rFonts w:ascii="Calibri" w:hAnsi="Calibri"/>
+                <w:sz w:val="20"/>
+                <w:szCs w:val="20"/>
+                <w:b/>
+                <w:color w:val="FFFFFF"/>
+              </w:rPr>
+              <w:t xml:space="preserve">Reason</w:t>
+            </w:r>
+          </w:p>
+        </w:tc>
+      </w:tr>
+      <w:tr>
+        <w:tc>
+          <w:tcPr/>
+          <w:p>
+            <w:pPr/>
+            <w:r>
+              <w:rPr>
+                <w:rFonts w:ascii="Calibri" w:hAnsi="Calibri"/>
+                <w:sz w:val="20"/>
+                <w:szCs w:val="20"/>
+              </w:rPr>
+              <w:t xml:space="preserve">Customer name</w:t>
+            </w:r>
+          </w:p>
+        </w:tc>
+        <w:tc>
+          <w:tcPr/>
+          <w:p>
+            <w:pPr/>
+            <w:r>
+              <w:rPr>
+                <w:rFonts w:ascii="Calibri" w:hAnsi="Calibri"/>
+                <w:sz w:val="20"/>
+                <w:szCs w:val="20"/>
+              </w:rPr>
+              <w:t xml:space="preserve">No</w:t>
+            </w:r>
+          </w:p>
+        </w:tc>
+        <w:tc>
+          <w:tcPr/>
+          <w:p>
+            <w:pPr/>
+            <w:r>
+              <w:rPr>
+                <w:rFonts w:ascii="Calibri" w:hAnsi="Calibri"/>
+                <w:sz w:val="20"/>
+                <w:szCs w:val="20"/>
+              </w:rPr>
+              <w:t xml:space="preserve">Privacy protection</w:t>
+            </w:r>
+          </w:p>
+        </w:tc>
+      </w:tr>
+      <w:tr>
+        <w:trPr/>
+        <w:tc>
+          <w:tcPr/>
+          <w:p>
+            <w:pPr/>
+            <w:r>
+              <w:rPr>
+                <w:rFonts w:ascii="Calibri" w:hAnsi="Calibri"/>
+                <w:sz w:val="20"/>
+                <w:szCs w:val="20"/>
+              </w:rPr>
+              <w:t xml:space="preserve">Customer phone/email</w:t>
+            </w:r>
+          </w:p>
+        </w:tc>
+        <w:tc>
+          <w:tcPr/>
+          <w:p>
+            <w:pPr/>
+            <w:r>
+              <w:rPr>
+                <w:rFonts w:ascii="Calibri" w:hAnsi="Calibri"/>
+                <w:sz w:val="20"/>
+                <w:szCs w:val="20"/>
+              </w:rPr>
+              <w:t xml:space="preserve">No</w:t>
+            </w:r>
+          </w:p>
+        </w:tc>
+        <w:tc>
+          <w:tcPr/>
+          <w:p>
+            <w:pPr/>
+            <w:r>
+              <w:rPr>
+                <w:rFonts w:ascii="Calibri" w:hAnsi="Calibri"/>
+                <w:sz w:val="20"/>
+                <w:szCs w:val="20"/>
+              </w:rPr>
+              <w:t xml:space="preserve">Privacy protection</w:t>
+            </w:r>
+          </w:p>
+        </w:tc>
+      </w:tr>
+      <w:tr>
+        <w:tc>
+          <w:tcPr/>
+          <w:p>
+            <w:pPr/>
+            <w:r>
+              <w:rPr>
+                <w:rFonts w:ascii="Calibri" w:hAnsi="Calibri"/>
+                <w:sz w:val="20"/>
+                <w:szCs w:val="20"/>
+              </w:rPr>
+              <w:t xml:space="preserve">Payment/escrow amount</w:t>
+            </w:r>
+          </w:p>
+        </w:tc>
+        <w:tc>
+          <w:tcPr/>
+          <w:p>
+            <w:pPr/>
+            <w:r>
+              <w:rPr>
+                <w:rFonts w:ascii="Calibri" w:hAnsi="Calibri"/>
+                <w:sz w:val="20"/>
+                <w:szCs w:val="20"/>
+              </w:rPr>
+              <w:t xml:space="preserve">No</w:t>
+            </w:r>
+          </w:p>
+        </w:tc>
+        <w:tc>
+          <w:tcPr/>
+          <w:p>
+            <w:pPr/>
+            <w:r>
+              <w:rPr>
+                <w:rFonts w:ascii="Calibri" w:hAnsi="Calibri"/>
+                <w:sz w:val="20"/>
+                <w:szCs w:val="20"/>
+              </w:rPr>
+              <w:t xml:space="preserve">Internal business data</w:t>
+            </w:r>
+          </w:p>
+        </w:tc>
+      </w:tr>
+      <w:tr>
+        <w:trPr/>
+        <w:tc>
+          <w:tcPr/>
+          <w:p>
+            <w:pPr/>
+            <w:r>
+              <w:rPr>
+                <w:rFonts w:ascii="Calibri" w:hAnsi="Calibri"/>
+                <w:sz w:val="20"/>
+                <w:szCs w:val="20"/>
+              </w:rPr>
+              <w:t xml:space="preserve">Vendor internal notes</w:t>
+            </w:r>
+          </w:p>
+        </w:tc>
+        <w:tc>
+          <w:tcPr/>
+          <w:p>
+            <w:pPr/>
+            <w:r>
+              <w:rPr>
+                <w:rFonts w:ascii="Calibri" w:hAnsi="Calibri"/>
+                <w:sz w:val="20"/>
+                <w:szCs w:val="20"/>
+              </w:rPr>
+              <w:t xml:space="preserve">No</w:t>
+            </w:r>
+          </w:p>
+        </w:tc>
+        <w:tc>
+          <w:tcPr/>
+          <w:p>
+            <w:pPr/>
+            <w:r>
+              <w:rPr>
+                <w:rFonts w:ascii="Calibri" w:hAnsi="Calibri"/>
+                <w:sz w:val="20"/>
+                <w:szCs w:val="20"/>
+              </w:rPr>
+              <w:t xml:space="preserve">Internal business data</w:t>
+            </w:r>
+          </w:p>
+        </w:tc>
+      </w:tr>
+      <w:tr>
+        <w:tc>
+          <w:tcPr/>
+          <w:p>
+            <w:pPr/>
+            <w:r>
+              <w:rPr>
+                <w:rFonts w:ascii="Calibri" w:hAnsi="Calibri"/>
+                <w:sz w:val="20"/>
+                <w:szCs w:val="20"/>
+              </w:rPr>
+              <w:t xml:space="preserve">Other staff assignments</w:t>
+            </w:r>
+          </w:p>
+        </w:tc>
+        <w:tc>
+          <w:tcPr/>
+          <w:p>
+            <w:pPr/>
+            <w:r>
+              <w:rPr>
+                <w:rFonts w:ascii="Calibri" w:hAnsi="Calibri"/>
+                <w:sz w:val="20"/>
+                <w:szCs w:val="20"/>
+              </w:rPr>
+              <w:t xml:space="preserve">No</w:t>
+            </w:r>
+          </w:p>
+        </w:tc>
+        <w:tc>
+          <w:tcPr/>
+          <w:p>
+            <w:pPr/>
+            <w:r>
+              <w:rPr>
+                <w:rFonts w:ascii="Calibri" w:hAnsi="Calibri"/>
+                <w:sz w:val="20"/>
+                <w:szCs w:val="20"/>
+              </w:rPr>
+              <w:t xml:space="preserve">Minimize confusion</w:t>
+            </w:r>
+          </w:p>
+        </w:tc>
+      </w:tr>
+    </w:tbl>
+    <w:p>
+      <w:pPr/>
+      <w:r>
+        <w:rPr>
+          <w:rFonts w:ascii="Calibri" w:hAnsi="Calibri"/>
+          <w:sz w:val="22"/>
+          <w:szCs w:val="22"/>
+        </w:rPr>
+        <w:t xml:space="preserve"/>
+      </w:r>
+    </w:p>
+    <w:p>
+      <w:pPr/>
+      <w:r>
+        <w:rPr>
+          <w:rFonts w:ascii="Calibri" w:hAnsi="Calibri"/>
+          <w:sz w:val="22"/>
+          <w:szCs w:val="22"/>
+        </w:rPr>
+        <w:t xml:space="preserve"/>
+      </w:r>
+    </w:p>
+    <w:p>
+      <w:pPr>
+        <w:pStyle w:val="ListBullet"/>
+      </w:pPr>
+      <w:r>
+        <w:rPr>
+          <w:rFonts w:ascii="Calibri" w:hAnsi="Calibri"/>
+          <w:sz w:val="22"/>
+          <w:szCs w:val="22"/>
+        </w:rPr>
+        <w:t xml:space="preserve">Branded header with Anna.I logo + vendor company name</w:t>
+      </w:r>
+    </w:p>
+    <w:p>
+      <w:pPr>
+        <w:pStyle w:val="ListBullet"/>
+      </w:pPr>
+      <w:r>
+        <w:rPr>
+          <w:rFonts w:ascii="Calibri" w:hAnsi="Calibri"/>
+          <w:sz w:val="22"/>
+          <w:szCs w:val="22"/>
+        </w:rPr>
+        <w:t xml:space="preserve">Clean card layout with job details</w:t>
+      </w:r>
+    </w:p>
+    <w:p>
+      <w:pPr>
+        <w:pStyle w:val="ListBullet"/>
+      </w:pPr>
+      <w:r>
+        <w:rPr>
+          <w:rFonts w:ascii="Calibri" w:hAnsi="Calibri"/>
+          <w:sz w:val="22"/>
+          <w:szCs w:val="22"/>
+        </w:rPr>
+        <w:t xml:space="preserve">Status badge with color coding</w:t>
+      </w:r>
+    </w:p>
+    <w:p>
+      <w:pPr>
+        <w:pStyle w:val="ListBullet"/>
+      </w:pPr>
+      <w:r>
+        <w:rPr>
+          <w:rFonts w:ascii="Calibri" w:hAnsi="Calibri"/>
+          <w:sz w:val="22"/>
+          <w:szCs w:val="22"/>
+        </w:rPr>
+        <w:t xml:space="preserve">Footer: "Powered by Anna.I"</w:t>
+      </w:r>
+    </w:p>
+    <w:p>
+      <w:pPr>
+        <w:pStyle w:val="ListBullet"/>
+      </w:pPr>
+      <w:r>
+        <w:rPr>
+          <w:rFonts w:ascii="Calibri" w:hAnsi="Calibri"/>
+          <w:sz w:val="22"/>
+          <w:szCs w:val="22"/>
+        </w:rPr>
+        <w:t xml:space="preserve">Auto-refreshes status via polling (every 30 seconds)</w:t>
+      </w:r>
+    </w:p>
+    <w:p>
+      <w:pPr>
+        <w:pStyle w:val="ListBullet"/>
+      </w:pPr>
+      <w:r>
+        <w:rPr>
+          <w:rFonts w:ascii="Calibri" w:hAnsi="Calibri"/>
+          <w:sz w:val="22"/>
+          <w:szCs w:val="22"/>
+        </w:rPr>
+        <w:t xml:space="preserve">Responsive: works on mobile, tablet, and desktop</w:t>
+      </w:r>
+    </w:p>
+    <w:p>
+      <w:pPr/>
+      <w:r>
+        <w:rPr>
+          <w:rFonts w:ascii="Calibri" w:hAnsi="Calibri"/>
+          <w:sz w:val="22"/>
+          <w:szCs w:val="22"/>
+          <w:b/>
+        </w:rPr>
+        <w:t xml:space="preserve">Page design:</w:t>
+      </w:r>
+    </w:p>
+    <w:p>
+      <w:pPr/>
+      <w:r>
+        <w:rPr>
+          <w:rFonts w:ascii="Calibri" w:hAnsi="Calibri"/>
+          <w:sz w:val="22"/>
+          <w:szCs w:val="22"/>
+        </w:rPr>
+        <w:t xml:space="preserve">The shareToken is a nanoid(12) random string (e.g., xK9mPq2vRnT8), generated lazily on the first "Share" click. With 62^12 possible combinations (~3.2×10²¹), the token is practically unguessable.</w:t>
+      </w:r>
+    </w:p>
+    <w:p>
+      <w:pPr/>
+      <w:r>
+        <w:rPr>
+          <w:rFonts w:ascii="Calibri" w:hAnsi="Calibri"/>
+          <w:sz w:val="22"/>
+          <w:szCs w:val="22"/>
+        </w:rPr>
+        <w:t xml:space="preserve"/>
+      </w:r>
+    </w:p>
+    <w:p>
+      <w:pPr>
+        <w:pStyle w:val="ListBullet"/>
+      </w:pPr>
+      <w:r>
+        <w:rPr>
+          <w:rFonts w:ascii="Calibri" w:hAnsi="Calibri"/>
+          <w:sz w:val="22"/>
+          <w:szCs w:val="22"/>
+        </w:rPr>
+        <w:t xml:space="preserve">Token is per-booking (not per-staff), so link remains valid even if staff is reassigned</w:t>
+      </w:r>
+    </w:p>
+    <w:p>
+      <w:pPr>
+        <w:pStyle w:val="ListBullet"/>
+      </w:pPr>
+      <w:r>
+        <w:rPr>
+          <w:rFonts w:ascii="Calibri" w:hAnsi="Calibri"/>
+          <w:sz w:val="22"/>
+          <w:szCs w:val="22"/>
+        </w:rPr>
+        <w:t xml:space="preserve">No sensitive data exposed: customer contact and payment info are never returned</w:t>
+      </w:r>
+    </w:p>
+    <w:p>
+      <w:pPr>
+        <w:pStyle w:val="ListBullet"/>
+      </w:pPr>
+      <w:r>
+        <w:rPr>
+          <w:rFonts w:ascii="Calibri" w:hAnsi="Calibri"/>
+          <w:sz w:val="22"/>
+          <w:szCs w:val="22"/>
+        </w:rPr>
+        <w:t xml:space="preserve">Token is generated on demand, not pre-generated for all bookings</w:t>
+      </w:r>
+    </w:p>
+    <w:p>
+      <w:pPr>
+        <w:pStyle w:val="ListBullet"/>
+      </w:pPr>
+      <w:r>
+        <w:rPr>
+          <w:rFonts w:ascii="Calibri" w:hAnsi="Calibri"/>
+          <w:sz w:val="22"/>
+          <w:szCs w:val="22"/>
+        </w:rPr>
+        <w:t xml:space="preserve">Optional token expiry can be added later for data hygiene</w:t>
+      </w:r>
+    </w:p>
+    <w:p>
+      <w:pPr/>
+      <w:r>
+        <w:rPr>
+          <w:rFonts w:ascii="Calibri" w:hAnsi="Calibri"/>
+          <w:sz w:val="22"/>
+          <w:szCs w:val="22"/>
+          <w:b/>
+        </w:rPr>
+        <w:t xml:space="preserve">Security measures:</w:t>
+      </w:r>
+    </w:p>
+    <w:p>
+      <w:pPr/>
+      <w:r>
+        <w:rPr>
+          <w:rFonts w:ascii="Calibri" w:hAnsi="Calibri"/>
+          <w:sz w:val="22"/>
+          <w:szCs w:val="22"/>
+        </w:rPr>
+        <w:t xml:space="preserve"/>
+      </w:r>
+    </w:p>
+    <w:p>
+      <w:pPr>
+        <w:pStyle w:val="ListBullet"/>
+      </w:pPr>
+      <w:r>
+        <w:rPr>
+          <w:rFonts w:ascii="Calibri" w:hAnsi="Calibri"/>
+          <w:sz w:val="22"/>
+          <w:szCs w:val="22"/>
+        </w:rPr>
+        <w:t xml:space="preserve">1. Vendor admin assigns staff to a booking</w:t>
+      </w:r>
+    </w:p>
+    <w:p>
+      <w:pPr>
+        <w:pStyle w:val="ListBullet"/>
+      </w:pPr>
+      <w:r>
+        <w:rPr>
+          <w:rFonts w:ascii="Calibri" w:hAnsi="Calibri"/>
+          <w:sz w:val="22"/>
+          <w:szCs w:val="22"/>
+        </w:rPr>
+        <w:t xml:space="preserve">2. A "Share Job Link" button appears on the Task Detail and Schedule page</w:t>
+      </w:r>
+    </w:p>
+    <w:p>
+      <w:pPr>
+        <w:pStyle w:val="ListBullet"/>
+      </w:pPr>
+      <w:r>
+        <w:rPr>
+          <w:rFonts w:ascii="Calibri" w:hAnsi="Calibri"/>
+          <w:sz w:val="22"/>
+          <w:szCs w:val="22"/>
+        </w:rPr>
+        <w:t xml:space="preserve">3. Admin clicks → a unique URL is generated and copied to clipboard</w:t>
+      </w:r>
+    </w:p>
+    <w:p>
+      <w:pPr>
+        <w:pStyle w:val="ListBullet"/>
+      </w:pPr>
+      <w:r>
+        <w:rPr>
+          <w:rFonts w:ascii="Calibri" w:hAnsi="Calibri"/>
+          <w:sz w:val="22"/>
+          <w:szCs w:val="22"/>
+        </w:rPr>
+        <w:t xml:space="preserve">4. Admin pastes the link into WhatsApp/Telegram/SMS to their staff</w:t>
+      </w:r>
+    </w:p>
+    <w:p>
+      <w:pPr>
+        <w:pStyle w:val="ListBullet"/>
+      </w:pPr>
+      <w:r>
+        <w:rPr>
+          <w:rFonts w:ascii="Calibri" w:hAnsi="Calibri"/>
+          <w:sz w:val="22"/>
+          <w:szCs w:val="22"/>
+        </w:rPr>
+        <w:t xml:space="preserve">5. Staff taps the link → sees a clean, mobile-optimized job detail page (no login required)</w:t>
+      </w:r>
+    </w:p>
+    <w:p>
+      <w:pPr/>
+      <w:r>
+        <w:rPr>
+          <w:rFonts w:ascii="Calibri" w:hAnsi="Calibri"/>
+          <w:sz w:val="22"/>
+          <w:szCs w:val="22"/>
+        </w:rPr>
+        <w:t xml:space="preserve"/>
+      </w:r>
+    </w:p>
+    <w:p>
+      <w:pPr/>
+      <w:r>
+        <w:rPr>
+          <w:rFonts w:ascii="Calibri" w:hAnsi="Calibri"/>
+          <w:sz w:val="22"/>
+          <w:szCs w:val="22"/>
+        </w:rPr>
+        <w:t xml:space="preserve">Key benefit: Zero notification infrastructure cost. Admins use their own existing communication channels. The platform only needs one public API route and one lightweight page.</w:t>
+      </w:r>
+    </w:p>
+    <w:p>
+      <w:pPr/>
+      <w:r>
+        <w:rPr>
+          <w:rFonts w:ascii="Calibri" w:hAnsi="Calibri"/>
+          <w:sz w:val="22"/>
+          <w:szCs w:val="22"/>
+          <w:b/>
+        </w:rPr>
+        <w:t xml:space="preserve">How it works:</w:t>
+      </w:r>
+    </w:p>
+    <w:p>
+      <w:pPr>
+        <w:pStyle w:val="Heading2"/>
+      </w:pPr>
+      <w:r>
+        <w:rPr>
+          <w:color w:val="6B8F7A"/>
+        </w:rPr>
+        <w:t xml:space="preserve">13.2 Link Format and Security</w:t>
+      </w:r>
+    </w:p>
+    <w:p>
+      <w:pPr>
+        <w:pStyle w:val="Heading2"/>
+      </w:pPr>
+      <w:r>
+        <w:rPr>
+          <w:color w:val="6B8F7A"/>
+        </w:rPr>
+        <w:t xml:space="preserve">13.3 Staff Job View Page</w:t>
+      </w:r>
+    </w:p>
+    <w:p>
+      <w:pPr>
+        <w:pStyle w:val="Heading2"/>
+      </w:pPr>
+      <w:r>
+        <w:rPr>
+          <w:color w:val="6B8F7A"/>
+        </w:rPr>
+        <w:t xml:space="preserve">13.4 Vendor Admin Experience</w:t>
+      </w:r>
+    </w:p>
+    <w:p>
+      <w:pPr>
+        <w:pStyle w:val="Heading2"/>
+      </w:pPr>
+      <w:r>
+        <w:rPr>
+          <w:color w:val="6B8F7A"/>
+        </w:rPr>
+        <w:t xml:space="preserve">13.5 Technical Implementation</w:t>
+      </w:r>
+    </w:p>
+    <w:p>
+      <w:pPr>
+        <w:pStyle w:val="Heading2"/>
+      </w:pPr>
+      <w:r>
+        <w:rPr>
+          <w:color w:val="6B8F7A"/>
+        </w:rPr>
+        <w:t xml:space="preserve">13.6 Comparison vs Direct Notifications</w:t>
+      </w:r>
+    </w:p>
+    <w:p>
+      <w:pPr>
+        <w:pStyle w:val="Heading2"/>
+      </w:pPr>
+      <w:r>
+        <w:rPr>
+          <w:color w:val="6B8F7A"/>
+        </w:rPr>
+        <w:t xml:space="preserve">13.7 Edge Cases</w:t>
+      </w:r>
+    </w:p>
+    <w:p>
+      <w:pPr>
+        <w:pStyle w:val="Heading1"/>
+      </w:pPr>
+      <w:r>
+        <w:t>14. Final Product Recommendations</w:t>
       </w:r>
     </w:p>
     <w:p>
